--- a/report/412YZ/report_412YZ_v2 - Copy.docx
+++ b/report/412YZ/report_412YZ_v2 - Copy.docx
@@ -7091,7 +7091,7 @@
     </w:p>
     <w:tbl>
       <w:tblPr>
-        <w:tblW w:type="auto" w:w="0"/>
+        <w:tblW w:type="dxa" w:w="9360"/>
         <w:tblBorders>
           <w:top w:val="none" w:color="FFFFFF" w:sz="0"/>
           <w:left w:val="none" w:color="FFFFFF" w:sz="0"/>
@@ -7100,7 +7100,7 @@
           <w:insideH w:val="single" w:color="auto" w:sz="4"/>
           <w:insideV w:val="single" w:color="auto" w:sz="4"/>
         </w:tblBorders>
-        <w:tblLayout w:type="autofit"/>
+        <w:tblLayout w:type="fixed"/>
       </w:tblPr>
       <w:tblGrid>
         <w:gridCol w:w="100"/>
@@ -7117,7 +7117,7 @@
       <w:tr>
         <w:tc>
           <w:tcPr>
-            <w:tcW w:type="auto" w:w="0"/>
+            <w:tcW w:type="dxa" w:w="2900"/>
             <w:tcBorders>
               <w:top w:val="none" w:color="FFFFFF" w:sz="0"/>
               <w:left w:val="none" w:color="FFFFFF" w:sz="0"/>
@@ -7147,7 +7147,7 @@
         </w:tc>
         <w:tc>
           <w:tcPr>
-            <w:tcW w:type="auto" w:w="0"/>
+            <w:tcW w:type="dxa" w:w="560"/>
             <w:tcBorders>
               <w:top w:val="none" w:color="FFFFFF" w:sz="0"/>
               <w:left w:val="none" w:color="FFFFFF" w:sz="0"/>
@@ -7177,7 +7177,7 @@
         </w:tc>
         <w:tc>
           <w:tcPr>
-            <w:tcW w:type="auto" w:w="0"/>
+            <w:tcW w:type="dxa" w:w="640"/>
             <w:tcBorders>
               <w:top w:val="none" w:color="FFFFFF" w:sz="0"/>
               <w:left w:val="none" w:color="FFFFFF" w:sz="0"/>
@@ -7207,7 +7207,7 @@
         </w:tc>
         <w:tc>
           <w:tcPr>
-            <w:tcW w:type="auto" w:w="0"/>
+            <w:tcW w:type="dxa" w:w="800"/>
             <w:tcBorders>
               <w:top w:val="none" w:color="FFFFFF" w:sz="0"/>
               <w:left w:val="none" w:color="FFFFFF" w:sz="0"/>
@@ -7237,7 +7237,7 @@
         </w:tc>
         <w:tc>
           <w:tcPr>
-            <w:tcW w:type="auto" w:w="0"/>
+            <w:tcW w:type="dxa" w:w="880"/>
             <w:tcBorders>
               <w:top w:val="none" w:color="FFFFFF" w:sz="0"/>
               <w:left w:val="none" w:color="FFFFFF" w:sz="0"/>
@@ -7267,7 +7267,7 @@
         </w:tc>
         <w:tc>
           <w:tcPr>
-            <w:tcW w:type="auto" w:w="0"/>
+            <w:tcW w:type="dxa" w:w="780"/>
             <w:tcBorders>
               <w:top w:val="none" w:color="FFFFFF" w:sz="0"/>
               <w:left w:val="none" w:color="FFFFFF" w:sz="0"/>
@@ -7297,7 +7297,7 @@
         </w:tc>
         <w:tc>
           <w:tcPr>
-            <w:tcW w:type="auto" w:w="0"/>
+            <w:tcW w:type="dxa" w:w="650"/>
             <w:tcBorders>
               <w:top w:val="none" w:color="FFFFFF" w:sz="0"/>
               <w:left w:val="none" w:color="FFFFFF" w:sz="0"/>
@@ -7327,7 +7327,7 @@
         </w:tc>
         <w:tc>
           <w:tcPr>
-            <w:tcW w:type="auto" w:w="0"/>
+            <w:tcW w:type="dxa" w:w="700"/>
             <w:tcBorders>
               <w:top w:val="none" w:color="FFFFFF" w:sz="0"/>
               <w:left w:val="none" w:color="FFFFFF" w:sz="0"/>
@@ -7357,7 +7357,7 @@
         </w:tc>
         <w:tc>
           <w:tcPr>
-            <w:tcW w:type="auto" w:w="0"/>
+            <w:tcW w:type="dxa" w:w="920"/>
             <w:tcBorders>
               <w:top w:val="none" w:color="FFFFFF" w:sz="0"/>
               <w:left w:val="none" w:color="FFFFFF" w:sz="0"/>
@@ -7387,7 +7387,7 @@
         </w:tc>
         <w:tc>
           <w:tcPr>
-            <w:tcW w:type="auto" w:w="0"/>
+            <w:tcW w:type="dxa" w:w="530"/>
             <w:tcBorders>
               <w:top w:val="none" w:color="FFFFFF" w:sz="0"/>
               <w:left w:val="none" w:color="FFFFFF" w:sz="0"/>
@@ -7419,36 +7419,36 @@
       <w:tr>
         <w:tc>
           <w:tcPr>
-            <w:tcW w:type="auto" w:w="0"/>
-            <w:tcBorders>
-              <w:top w:val="none" w:color="FFFFFF" w:sz="0"/>
-              <w:left w:val="none" w:color="FFFFFF" w:sz="0"/>
-              <w:bottom w:val="none" w:color="FFFFFF" w:sz="0"/>
-              <w:right w:val="none" w:color="FFFFFF" w:sz="0"/>
-            </w:tcBorders>
-            <w:tcMar>
-              <w:top w:type="dxa" w:w="80"/>
-              <w:left w:type="dxa" w:w="120"/>
-              <w:bottom w:type="dxa" w:w="80"/>
-              <w:right w:type="dxa" w:w="120"/>
-            </w:tcMar>
-          </w:tcPr>
-          <w:p>
-            <w:r>
-              <w:rPr>
-                <w:rFonts w:ascii="Calibri" w:cs="Calibri" w:eastAsia="Calibri" w:hAnsi="Calibri"/>
-                <w:b w:val="false"/>
-                <w:bCs w:val="false"/>
-                <w:sz w:val="22"/>
-                <w:szCs w:val="22"/>
-              </w:rPr>
-              <w:t xml:space="preserve">Safe and stable (90+ days)</w:t>
-            </w:r>
-          </w:p>
-        </w:tc>
-        <w:tc>
-          <w:tcPr>
-            <w:tcW w:type="auto" w:w="0"/>
+            <w:tcW w:type="dxa" w:w="2900"/>
+            <w:tcBorders>
+              <w:top w:val="none" w:color="FFFFFF" w:sz="0"/>
+              <w:left w:val="none" w:color="FFFFFF" w:sz="0"/>
+              <w:bottom w:val="none" w:color="FFFFFF" w:sz="0"/>
+              <w:right w:val="none" w:color="FFFFFF" w:sz="0"/>
+            </w:tcBorders>
+            <w:tcMar>
+              <w:top w:type="dxa" w:w="80"/>
+              <w:left w:type="dxa" w:w="120"/>
+              <w:bottom w:type="dxa" w:w="80"/>
+              <w:right w:type="dxa" w:w="120"/>
+            </w:tcMar>
+          </w:tcPr>
+          <w:p>
+            <w:r>
+              <w:rPr>
+                <w:rFonts w:ascii="Calibri" w:cs="Calibri" w:eastAsia="Calibri" w:hAnsi="Calibri"/>
+                <w:b w:val="false"/>
+                <w:bCs w:val="false"/>
+                <w:sz w:val="22"/>
+                <w:szCs w:val="22"/>
+              </w:rPr>
+              <w:t xml:space="preserve">Safe and stable</w:t>
+            </w:r>
+          </w:p>
+        </w:tc>
+        <w:tc>
+          <w:tcPr>
+            <w:tcW w:type="dxa" w:w="560"/>
             <w:tcBorders>
               <w:top w:val="none" w:color="FFFFFF" w:sz="0"/>
               <w:left w:val="none" w:color="FFFFFF" w:sz="0"/>
@@ -7477,7 +7477,7 @@
         </w:tc>
         <w:tc>
           <w:tcPr>
-            <w:tcW w:type="auto" w:w="0"/>
+            <w:tcW w:type="dxa" w:w="640"/>
             <w:tcBorders>
               <w:top w:val="none" w:color="FFFFFF" w:sz="0"/>
               <w:left w:val="none" w:color="FFFFFF" w:sz="0"/>
@@ -7506,7 +7506,7 @@
         </w:tc>
         <w:tc>
           <w:tcPr>
-            <w:tcW w:type="auto" w:w="0"/>
+            <w:tcW w:type="dxa" w:w="800"/>
             <w:tcBorders>
               <w:top w:val="none" w:color="FFFFFF" w:sz="0"/>
               <w:left w:val="none" w:color="FFFFFF" w:sz="0"/>
@@ -7535,7 +7535,7 @@
         </w:tc>
         <w:tc>
           <w:tcPr>
-            <w:tcW w:type="auto" w:w="0"/>
+            <w:tcW w:type="dxa" w:w="880"/>
             <w:tcBorders>
               <w:top w:val="none" w:color="FFFFFF" w:sz="0"/>
               <w:left w:val="none" w:color="FFFFFF" w:sz="0"/>
@@ -7564,7 +7564,7 @@
         </w:tc>
         <w:tc>
           <w:tcPr>
-            <w:tcW w:type="auto" w:w="0"/>
+            <w:tcW w:type="dxa" w:w="780"/>
             <w:tcBorders>
               <w:top w:val="none" w:color="FFFFFF" w:sz="0"/>
               <w:left w:val="none" w:color="FFFFFF" w:sz="0"/>
@@ -7593,7 +7593,7 @@
         </w:tc>
         <w:tc>
           <w:tcPr>
-            <w:tcW w:type="auto" w:w="0"/>
+            <w:tcW w:type="dxa" w:w="650"/>
             <w:tcBorders>
               <w:top w:val="none" w:color="FFFFFF" w:sz="0"/>
               <w:left w:val="none" w:color="FFFFFF" w:sz="0"/>
@@ -7622,7 +7622,7 @@
         </w:tc>
         <w:tc>
           <w:tcPr>
-            <w:tcW w:type="auto" w:w="0"/>
+            <w:tcW w:type="dxa" w:w="700"/>
             <w:tcBorders>
               <w:top w:val="none" w:color="FFFFFF" w:sz="0"/>
               <w:left w:val="none" w:color="FFFFFF" w:sz="0"/>
@@ -7651,7 +7651,7 @@
         </w:tc>
         <w:tc>
           <w:tcPr>
-            <w:tcW w:type="auto" w:w="0"/>
+            <w:tcW w:type="dxa" w:w="920"/>
             <w:tcBorders>
               <w:top w:val="none" w:color="FFFFFF" w:sz="0"/>
               <w:left w:val="none" w:color="FFFFFF" w:sz="0"/>
@@ -7680,7 +7680,7 @@
         </w:tc>
         <w:tc>
           <w:tcPr>
-            <w:tcW w:type="auto" w:w="0"/>
+            <w:tcW w:type="dxa" w:w="530"/>
             <w:tcBorders>
               <w:top w:val="none" w:color="FFFFFF" w:sz="0"/>
               <w:left w:val="none" w:color="FFFFFF" w:sz="0"/>
@@ -7711,36 +7711,36 @@
       <w:tr>
         <w:tc>
           <w:tcPr>
-            <w:tcW w:type="auto" w:w="0"/>
-            <w:tcBorders>
-              <w:top w:val="none" w:color="FFFFFF" w:sz="0"/>
-              <w:left w:val="none" w:color="FFFFFF" w:sz="0"/>
-              <w:bottom w:val="none" w:color="FFFFFF" w:sz="0"/>
-              <w:right w:val="none" w:color="FFFFFF" w:sz="0"/>
-            </w:tcBorders>
-            <w:tcMar>
-              <w:top w:type="dxa" w:w="80"/>
-              <w:left w:type="dxa" w:w="120"/>
-              <w:bottom w:type="dxa" w:w="80"/>
-              <w:right w:type="dxa" w:w="120"/>
-            </w:tcMar>
-          </w:tcPr>
-          <w:p>
-            <w:r>
-              <w:rPr>
-                <w:rFonts w:ascii="Calibri" w:cs="Calibri" w:eastAsia="Calibri" w:hAnsi="Calibri"/>
-                <w:b w:val="false"/>
-                <w:bCs w:val="false"/>
-                <w:sz w:val="22"/>
-                <w:szCs w:val="22"/>
-              </w:rPr>
-              <w:t xml:space="preserve">Safe, but cannot stay 90 days</w:t>
-            </w:r>
-          </w:p>
-        </w:tc>
-        <w:tc>
-          <w:tcPr>
-            <w:tcW w:type="auto" w:w="0"/>
+            <w:tcW w:type="dxa" w:w="2900"/>
+            <w:tcBorders>
+              <w:top w:val="none" w:color="FFFFFF" w:sz="0"/>
+              <w:left w:val="none" w:color="FFFFFF" w:sz="0"/>
+              <w:bottom w:val="none" w:color="FFFFFF" w:sz="0"/>
+              <w:right w:val="none" w:color="FFFFFF" w:sz="0"/>
+            </w:tcBorders>
+            <w:tcMar>
+              <w:top w:type="dxa" w:w="80"/>
+              <w:left w:type="dxa" w:w="120"/>
+              <w:bottom w:type="dxa" w:w="80"/>
+              <w:right w:type="dxa" w:w="120"/>
+            </w:tcMar>
+          </w:tcPr>
+          <w:p>
+            <w:r>
+              <w:rPr>
+                <w:rFonts w:ascii="Calibri" w:cs="Calibri" w:eastAsia="Calibri" w:hAnsi="Calibri"/>
+                <w:b w:val="false"/>
+                <w:bCs w:val="false"/>
+                <w:sz w:val="22"/>
+                <w:szCs w:val="22"/>
+              </w:rPr>
+              <w:t xml:space="preserve">Safe, cannot stay 90 days</w:t>
+            </w:r>
+          </w:p>
+        </w:tc>
+        <w:tc>
+          <w:tcPr>
+            <w:tcW w:type="dxa" w:w="560"/>
             <w:tcBorders>
               <w:top w:val="none" w:color="FFFFFF" w:sz="0"/>
               <w:left w:val="none" w:color="FFFFFF" w:sz="0"/>
@@ -7769,7 +7769,7 @@
         </w:tc>
         <w:tc>
           <w:tcPr>
-            <w:tcW w:type="auto" w:w="0"/>
+            <w:tcW w:type="dxa" w:w="640"/>
             <w:tcBorders>
               <w:top w:val="none" w:color="FFFFFF" w:sz="0"/>
               <w:left w:val="none" w:color="FFFFFF" w:sz="0"/>
@@ -7798,7 +7798,7 @@
         </w:tc>
         <w:tc>
           <w:tcPr>
-            <w:tcW w:type="auto" w:w="0"/>
+            <w:tcW w:type="dxa" w:w="800"/>
             <w:tcBorders>
               <w:top w:val="none" w:color="FFFFFF" w:sz="0"/>
               <w:left w:val="none" w:color="FFFFFF" w:sz="0"/>
@@ -7827,7 +7827,7 @@
         </w:tc>
         <w:tc>
           <w:tcPr>
-            <w:tcW w:type="auto" w:w="0"/>
+            <w:tcW w:type="dxa" w:w="880"/>
             <w:tcBorders>
               <w:top w:val="none" w:color="FFFFFF" w:sz="0"/>
               <w:left w:val="none" w:color="FFFFFF" w:sz="0"/>
@@ -7856,7 +7856,7 @@
         </w:tc>
         <w:tc>
           <w:tcPr>
-            <w:tcW w:type="auto" w:w="0"/>
+            <w:tcW w:type="dxa" w:w="780"/>
             <w:tcBorders>
               <w:top w:val="none" w:color="FFFFFF" w:sz="0"/>
               <w:left w:val="none" w:color="FFFFFF" w:sz="0"/>
@@ -7885,7 +7885,7 @@
         </w:tc>
         <w:tc>
           <w:tcPr>
-            <w:tcW w:type="auto" w:w="0"/>
+            <w:tcW w:type="dxa" w:w="650"/>
             <w:tcBorders>
               <w:top w:val="none" w:color="FFFFFF" w:sz="0"/>
               <w:left w:val="none" w:color="FFFFFF" w:sz="0"/>
@@ -7914,7 +7914,7 @@
         </w:tc>
         <w:tc>
           <w:tcPr>
-            <w:tcW w:type="auto" w:w="0"/>
+            <w:tcW w:type="dxa" w:w="700"/>
             <w:tcBorders>
               <w:top w:val="none" w:color="FFFFFF" w:sz="0"/>
               <w:left w:val="none" w:color="FFFFFF" w:sz="0"/>
@@ -7943,7 +7943,7 @@
         </w:tc>
         <w:tc>
           <w:tcPr>
-            <w:tcW w:type="auto" w:w="0"/>
+            <w:tcW w:type="dxa" w:w="920"/>
             <w:tcBorders>
               <w:top w:val="none" w:color="FFFFFF" w:sz="0"/>
               <w:left w:val="none" w:color="FFFFFF" w:sz="0"/>
@@ -7972,7 +7972,7 @@
         </w:tc>
         <w:tc>
           <w:tcPr>
-            <w:tcW w:type="auto" w:w="0"/>
+            <w:tcW w:type="dxa" w:w="530"/>
             <w:tcBorders>
               <w:top w:val="none" w:color="FFFFFF" w:sz="0"/>
               <w:left w:val="none" w:color="FFFFFF" w:sz="0"/>
@@ -8003,36 +8003,36 @@
       <w:tr>
         <w:tc>
           <w:tcPr>
-            <w:tcW w:type="auto" w:w="0"/>
-            <w:tcBorders>
-              <w:top w:val="none" w:color="FFFFFF" w:sz="0"/>
-              <w:left w:val="none" w:color="FFFFFF" w:sz="0"/>
-              <w:bottom w:val="none" w:color="FFFFFF" w:sz="0"/>
-              <w:right w:val="none" w:color="FFFFFF" w:sz="0"/>
-            </w:tcBorders>
-            <w:tcMar>
-              <w:top w:type="dxa" w:w="80"/>
-              <w:left w:type="dxa" w:w="120"/>
-              <w:bottom w:type="dxa" w:w="80"/>
-              <w:right w:type="dxa" w:w="120"/>
-            </w:tcMar>
-          </w:tcPr>
-          <w:p>
-            <w:r>
-              <w:rPr>
-                <w:rFonts w:ascii="Calibri" w:cs="Calibri" w:eastAsia="Calibri" w:hAnsi="Calibri"/>
-                <w:b w:val="false"/>
-                <w:bCs w:val="false"/>
-                <w:sz w:val="22"/>
-                <w:szCs w:val="22"/>
-              </w:rPr>
-              <w:t xml:space="preserve">Can stay 90 days, but not safe</w:t>
-            </w:r>
-          </w:p>
-        </w:tc>
-        <w:tc>
-          <w:tcPr>
-            <w:tcW w:type="auto" w:w="0"/>
+            <w:tcW w:type="dxa" w:w="2900"/>
+            <w:tcBorders>
+              <w:top w:val="none" w:color="FFFFFF" w:sz="0"/>
+              <w:left w:val="none" w:color="FFFFFF" w:sz="0"/>
+              <w:bottom w:val="none" w:color="FFFFFF" w:sz="0"/>
+              <w:right w:val="none" w:color="FFFFFF" w:sz="0"/>
+            </w:tcBorders>
+            <w:tcMar>
+              <w:top w:type="dxa" w:w="80"/>
+              <w:left w:type="dxa" w:w="120"/>
+              <w:bottom w:type="dxa" w:w="80"/>
+              <w:right w:type="dxa" w:w="120"/>
+            </w:tcMar>
+          </w:tcPr>
+          <w:p>
+            <w:r>
+              <w:rPr>
+                <w:rFonts w:ascii="Calibri" w:cs="Calibri" w:eastAsia="Calibri" w:hAnsi="Calibri"/>
+                <w:b w:val="false"/>
+                <w:bCs w:val="false"/>
+                <w:sz w:val="22"/>
+                <w:szCs w:val="22"/>
+              </w:rPr>
+              <w:t xml:space="preserve">Can stay, but not safe</w:t>
+            </w:r>
+          </w:p>
+        </w:tc>
+        <w:tc>
+          <w:tcPr>
+            <w:tcW w:type="dxa" w:w="560"/>
             <w:tcBorders>
               <w:top w:val="none" w:color="FFFFFF" w:sz="0"/>
               <w:left w:val="none" w:color="FFFFFF" w:sz="0"/>
@@ -8061,7 +8061,7 @@
         </w:tc>
         <w:tc>
           <w:tcPr>
-            <w:tcW w:type="auto" w:w="0"/>
+            <w:tcW w:type="dxa" w:w="640"/>
             <w:tcBorders>
               <w:top w:val="none" w:color="FFFFFF" w:sz="0"/>
               <w:left w:val="none" w:color="FFFFFF" w:sz="0"/>
@@ -8090,7 +8090,7 @@
         </w:tc>
         <w:tc>
           <w:tcPr>
-            <w:tcW w:type="auto" w:w="0"/>
+            <w:tcW w:type="dxa" w:w="800"/>
             <w:tcBorders>
               <w:top w:val="none" w:color="FFFFFF" w:sz="0"/>
               <w:left w:val="none" w:color="FFFFFF" w:sz="0"/>
@@ -8119,7 +8119,7 @@
         </w:tc>
         <w:tc>
           <w:tcPr>
-            <w:tcW w:type="auto" w:w="0"/>
+            <w:tcW w:type="dxa" w:w="880"/>
             <w:tcBorders>
               <w:top w:val="none" w:color="FFFFFF" w:sz="0"/>
               <w:left w:val="none" w:color="FFFFFF" w:sz="0"/>
@@ -8148,7 +8148,7 @@
         </w:tc>
         <w:tc>
           <w:tcPr>
-            <w:tcW w:type="auto" w:w="0"/>
+            <w:tcW w:type="dxa" w:w="780"/>
             <w:tcBorders>
               <w:top w:val="none" w:color="FFFFFF" w:sz="0"/>
               <w:left w:val="none" w:color="FFFFFF" w:sz="0"/>
@@ -8177,7 +8177,7 @@
         </w:tc>
         <w:tc>
           <w:tcPr>
-            <w:tcW w:type="auto" w:w="0"/>
+            <w:tcW w:type="dxa" w:w="650"/>
             <w:tcBorders>
               <w:top w:val="none" w:color="FFFFFF" w:sz="0"/>
               <w:left w:val="none" w:color="FFFFFF" w:sz="0"/>
@@ -8206,7 +8206,7 @@
         </w:tc>
         <w:tc>
           <w:tcPr>
-            <w:tcW w:type="auto" w:w="0"/>
+            <w:tcW w:type="dxa" w:w="700"/>
             <w:tcBorders>
               <w:top w:val="none" w:color="FFFFFF" w:sz="0"/>
               <w:left w:val="none" w:color="FFFFFF" w:sz="0"/>
@@ -8235,7 +8235,7 @@
         </w:tc>
         <w:tc>
           <w:tcPr>
-            <w:tcW w:type="auto" w:w="0"/>
+            <w:tcW w:type="dxa" w:w="920"/>
             <w:tcBorders>
               <w:top w:val="none" w:color="FFFFFF" w:sz="0"/>
               <w:left w:val="none" w:color="FFFFFF" w:sz="0"/>
@@ -8264,7 +8264,7 @@
         </w:tc>
         <w:tc>
           <w:tcPr>
-            <w:tcW w:type="auto" w:w="0"/>
+            <w:tcW w:type="dxa" w:w="530"/>
             <w:tcBorders>
               <w:top w:val="none" w:color="FFFFFF" w:sz="0"/>
               <w:left w:val="none" w:color="FFFFFF" w:sz="0"/>
@@ -8295,7 +8295,7 @@
       <w:tr>
         <w:tc>
           <w:tcPr>
-            <w:tcW w:type="auto" w:w="0"/>
+            <w:tcW w:type="dxa" w:w="2900"/>
             <w:tcBorders>
               <w:top w:val="none" w:color="FFFFFF" w:sz="0"/>
               <w:left w:val="none" w:color="FFFFFF" w:sz="0"/>
@@ -8324,7 +8324,7 @@
         </w:tc>
         <w:tc>
           <w:tcPr>
-            <w:tcW w:type="auto" w:w="0"/>
+            <w:tcW w:type="dxa" w:w="560"/>
             <w:tcBorders>
               <w:top w:val="none" w:color="FFFFFF" w:sz="0"/>
               <w:left w:val="none" w:color="FFFFFF" w:sz="0"/>
@@ -8353,7 +8353,7 @@
         </w:tc>
         <w:tc>
           <w:tcPr>
-            <w:tcW w:type="auto" w:w="0"/>
+            <w:tcW w:type="dxa" w:w="640"/>
             <w:tcBorders>
               <w:top w:val="none" w:color="FFFFFF" w:sz="0"/>
               <w:left w:val="none" w:color="FFFFFF" w:sz="0"/>
@@ -8382,7 +8382,7 @@
         </w:tc>
         <w:tc>
           <w:tcPr>
-            <w:tcW w:type="auto" w:w="0"/>
+            <w:tcW w:type="dxa" w:w="800"/>
             <w:tcBorders>
               <w:top w:val="none" w:color="FFFFFF" w:sz="0"/>
               <w:left w:val="none" w:color="FFFFFF" w:sz="0"/>
@@ -8411,7 +8411,7 @@
         </w:tc>
         <w:tc>
           <w:tcPr>
-            <w:tcW w:type="auto" w:w="0"/>
+            <w:tcW w:type="dxa" w:w="880"/>
             <w:tcBorders>
               <w:top w:val="none" w:color="FFFFFF" w:sz="0"/>
               <w:left w:val="none" w:color="FFFFFF" w:sz="0"/>
@@ -8440,7 +8440,7 @@
         </w:tc>
         <w:tc>
           <w:tcPr>
-            <w:tcW w:type="auto" w:w="0"/>
+            <w:tcW w:type="dxa" w:w="780"/>
             <w:tcBorders>
               <w:top w:val="none" w:color="FFFFFF" w:sz="0"/>
               <w:left w:val="none" w:color="FFFFFF" w:sz="0"/>
@@ -8469,7 +8469,7 @@
         </w:tc>
         <w:tc>
           <w:tcPr>
-            <w:tcW w:type="auto" w:w="0"/>
+            <w:tcW w:type="dxa" w:w="650"/>
             <w:tcBorders>
               <w:top w:val="none" w:color="FFFFFF" w:sz="0"/>
               <w:left w:val="none" w:color="FFFFFF" w:sz="0"/>
@@ -8498,7 +8498,7 @@
         </w:tc>
         <w:tc>
           <w:tcPr>
-            <w:tcW w:type="auto" w:w="0"/>
+            <w:tcW w:type="dxa" w:w="700"/>
             <w:tcBorders>
               <w:top w:val="none" w:color="FFFFFF" w:sz="0"/>
               <w:left w:val="none" w:color="FFFFFF" w:sz="0"/>
@@ -8527,7 +8527,7 @@
         </w:tc>
         <w:tc>
           <w:tcPr>
-            <w:tcW w:type="auto" w:w="0"/>
+            <w:tcW w:type="dxa" w:w="920"/>
             <w:tcBorders>
               <w:top w:val="none" w:color="FFFFFF" w:sz="0"/>
               <w:left w:val="none" w:color="FFFFFF" w:sz="0"/>
@@ -8556,7 +8556,7 @@
         </w:tc>
         <w:tc>
           <w:tcPr>
-            <w:tcW w:type="auto" w:w="0"/>
+            <w:tcW w:type="dxa" w:w="530"/>
             <w:tcBorders>
               <w:top w:val="none" w:color="FFFFFF" w:sz="0"/>
               <w:left w:val="none" w:color="FFFFFF" w:sz="0"/>
@@ -8587,7 +8587,7 @@
       <w:tr>
         <w:tc>
           <w:tcPr>
-            <w:tcW w:type="auto" w:w="0"/>
+            <w:tcW w:type="dxa" w:w="2900"/>
             <w:tcBorders>
               <w:top w:val="none" w:color="FFFFFF" w:sz="0"/>
               <w:left w:val="none" w:color="FFFFFF" w:sz="0"/>
@@ -8617,7 +8617,7 @@
         </w:tc>
         <w:tc>
           <w:tcPr>
-            <w:tcW w:type="auto" w:w="0"/>
+            <w:tcW w:type="dxa" w:w="560"/>
             <w:tcBorders>
               <w:top w:val="none" w:color="FFFFFF" w:sz="0"/>
               <w:left w:val="none" w:color="FFFFFF" w:sz="0"/>
@@ -8647,7 +8647,7 @@
         </w:tc>
         <w:tc>
           <w:tcPr>
-            <w:tcW w:type="auto" w:w="0"/>
+            <w:tcW w:type="dxa" w:w="640"/>
             <w:tcBorders>
               <w:top w:val="none" w:color="FFFFFF" w:sz="0"/>
               <w:left w:val="none" w:color="FFFFFF" w:sz="0"/>
@@ -8677,7 +8677,7 @@
         </w:tc>
         <w:tc>
           <w:tcPr>
-            <w:tcW w:type="auto" w:w="0"/>
+            <w:tcW w:type="dxa" w:w="800"/>
             <w:tcBorders>
               <w:top w:val="none" w:color="FFFFFF" w:sz="0"/>
               <w:left w:val="none" w:color="FFFFFF" w:sz="0"/>
@@ -8707,7 +8707,7 @@
         </w:tc>
         <w:tc>
           <w:tcPr>
-            <w:tcW w:type="auto" w:w="0"/>
+            <w:tcW w:type="dxa" w:w="880"/>
             <w:tcBorders>
               <w:top w:val="none" w:color="FFFFFF" w:sz="0"/>
               <w:left w:val="none" w:color="FFFFFF" w:sz="0"/>
@@ -8737,7 +8737,7 @@
         </w:tc>
         <w:tc>
           <w:tcPr>
-            <w:tcW w:type="auto" w:w="0"/>
+            <w:tcW w:type="dxa" w:w="780"/>
             <w:tcBorders>
               <w:top w:val="none" w:color="FFFFFF" w:sz="0"/>
               <w:left w:val="none" w:color="FFFFFF" w:sz="0"/>
@@ -8767,7 +8767,7 @@
         </w:tc>
         <w:tc>
           <w:tcPr>
-            <w:tcW w:type="auto" w:w="0"/>
+            <w:tcW w:type="dxa" w:w="650"/>
             <w:tcBorders>
               <w:top w:val="none" w:color="FFFFFF" w:sz="0"/>
               <w:left w:val="none" w:color="FFFFFF" w:sz="0"/>
@@ -8797,7 +8797,7 @@
         </w:tc>
         <w:tc>
           <w:tcPr>
-            <w:tcW w:type="auto" w:w="0"/>
+            <w:tcW w:type="dxa" w:w="700"/>
             <w:tcBorders>
               <w:top w:val="none" w:color="FFFFFF" w:sz="0"/>
               <w:left w:val="none" w:color="FFFFFF" w:sz="0"/>
@@ -8827,7 +8827,7 @@
         </w:tc>
         <w:tc>
           <w:tcPr>
-            <w:tcW w:type="auto" w:w="0"/>
+            <w:tcW w:type="dxa" w:w="920"/>
             <w:tcBorders>
               <w:top w:val="none" w:color="FFFFFF" w:sz="0"/>
               <w:left w:val="none" w:color="FFFFFF" w:sz="0"/>
@@ -8857,7 +8857,7 @@
         </w:tc>
         <w:tc>
           <w:tcPr>
-            <w:tcW w:type="auto" w:w="0"/>
+            <w:tcW w:type="dxa" w:w="530"/>
             <w:tcBorders>
               <w:top w:val="none" w:color="FFFFFF" w:sz="0"/>
               <w:left w:val="none" w:color="FFFFFF" w:sz="0"/>
